--- a/public/resume/generated/rahul-mitra-general-2026-11.docx
+++ b/public/resume/generated/rahul-mitra-general-2026-11.docx
@@ -188,7 +188,7 @@
         <w:ind w:left="780" w:hanging="119"/>
       </w:pPr>
       <w:r>
-        <w:t>• Relevant coursework: Simulation, Stochastic Processes, Statistics for Engineering Applications, Operations Research, Artificial Intelligence, Computer Graphics, 3D Computer Vision, Software Engineering, Data Structures and Algorithms.</w:t>
+        <w:t>• Relevant coursework: Software Engineering, Data Structures and Algorithms, Artificial Intelligence, 3D Computer Vision, Operations Research, Simulation, Statistics, Linear Algebra.</w:t>
       </w:r>
     </w:p>
     <w:p>
@@ -297,7 +297,7 @@
         <w:ind w:left="780" w:hanging="119"/>
       </w:pPr>
       <w:r>
-        <w:t>• Improve processing and evaluation stages to upscale frames 4 times, lifting PSNR and SSIM so a low-cost camera reaches frame quality on par with premium sensors.</w:t>
+        <w:t>• Train UNet and other CNN architectures for single-image super-resolution, upscaling frames 4 times and lifting PSNR and SSIM so a low-cost camera reaches frame quality on par with premium sensors.</w:t>
       </w:r>
     </w:p>
     <w:p>
@@ -357,7 +357,7 @@
         <w:ind w:left="780" w:hanging="119"/>
       </w:pPr>
       <w:r>
-        <w:t>• Built 20+ regression tests, a headless notebook runner, a deterministic model stand-in for GPU-free CI, and committed golden snapshots for reproducible runs.</w:t>
+        <w:t>• Build MCP servers, 20+ regression tests, a headless notebook runner, and a deterministic model stand-in for GPU-free CI, with golden snapshots committed for reproducible runs.</w:t>
       </w:r>
     </w:p>
     <w:p>
@@ -417,7 +417,43 @@
         <w:ind w:left="780" w:hanging="119"/>
       </w:pPr>
       <w:r>
-        <w:t>• Led deployment planning, multi-repo coordination, and stakeholder management across product, engineering, and operations, winning the S$20,000 Sparks Community Innovation Fund.</w:t>
+        <w:t>• Won a S$20,000 Sparks Community Innovation Fund award for public good initiatives, then led deployment planning, multi-repo coordination, and stakeholder management across product, engineering, and operations.</w:t>
+      </w:r>
+    </w:p>
+    <w:p>
+      <w:pPr>
+        <w:spacing w:before="0" w:after="0"/>
+        <w:ind w:left="780" w:hanging="119"/>
+      </w:pPr>
+      <w:r>
+        <w:t>• Provisioned AWS infrastructure with Terraform across 8 services: ECS Fargate, Multi-AZ RDS Postgres with PostGIS, ALB fronted by WAFv2, Route 53, ACM, KMS, and Secrets Manager.</w:t>
+      </w:r>
+    </w:p>
+    <w:p>
+      <w:pPr>
+        <w:spacing w:before="0" w:after="0"/>
+        <w:ind w:left="780" w:hanging="119"/>
+      </w:pPr>
+      <w:r>
+        <w:t>• Engineered keyless GitHub Actions CI/CD on IAM OIDC federation across 5 pinned service repos, with gated Fargate migrations, mandatory RDS snapshots, and circuit-breaker auto-rollback.</w:t>
+      </w:r>
+    </w:p>
+    <w:p>
+      <w:pPr>
+        <w:spacing w:before="0" w:after="0"/>
+        <w:ind w:left="780" w:hanging="119"/>
+      </w:pPr>
+      <w:r>
+        <w:t>• Conducted field surveys of garden sites and structured physical plot records into geospatial datasets driving 3 platform workflows: mapping, plot allocation, and site planning.</w:t>
+      </w:r>
+    </w:p>
+    <w:p>
+      <w:pPr>
+        <w:spacing w:before="0" w:after="0"/>
+        <w:ind w:left="780" w:hanging="119"/>
+      </w:pPr>
+      <w:r>
+        <w:t>• Designed rules-based balloting workflows across 4 control points: eligibility checks, conflict resolution, exception handling, and administrative oversight, keeping allocation transparent and auditable.</w:t>
       </w:r>
     </w:p>
     <w:p>
@@ -483,6 +519,33 @@
     <w:p>
       <w:pPr>
         <w:spacing w:before="0" w:after="0"/>
+        <w:ind w:left="780" w:hanging="119"/>
+      </w:pPr>
+      <w:r>
+        <w:t>• Trained regional engineering teams across Asia and Europe on repeatable AI workflows spanning 7 areas: prompting, model selection, benchmarks, cost awareness, agents, validation, and safeguards.</w:t>
+      </w:r>
+    </w:p>
+    <w:p>
+      <w:pPr>
+        <w:spacing w:before="0" w:after="0"/>
+        <w:ind w:left="780" w:hanging="119"/>
+      </w:pPr>
+      <w:r>
+        <w:t>• Strengthened Excel, VBA, Python, master-data, and scheduling workflows with 3 safeguards: validation rules, correction tables, and reproducible intermediate stages, leaving every transformation auditable.</w:t>
+      </w:r>
+    </w:p>
+    <w:p>
+      <w:pPr>
+        <w:spacing w:before="0" w:after="0"/>
+        <w:ind w:left="780" w:hanging="119"/>
+      </w:pPr>
+      <w:r>
+        <w:t>• Documented deployment, access provisioning, and technical handover across 3 procedures, so internal manufacturing and engineer-training users stayed supported after transfer to owning teams.</w:t>
+      </w:r>
+    </w:p>
+    <w:p>
+      <w:pPr>
+        <w:spacing w:before="0" w:after="0"/>
       </w:pPr>
       <w:r>
         <w:rPr>
@@ -504,49 +567,7 @@
           <w:b/>
           <w:sz w:val="19"/>
         </w:rPr>
-        <w:t>PROJECTS AND COMPETITIONS</w:t>
-      </w:r>
-    </w:p>
-    <w:p>
-      <w:pPr>
-        <w:keepNext/>
-        <w:tabs>
-          <w:tab w:pos="10466" w:val="right"/>
-        </w:tabs>
-        <w:spacing w:before="0" w:after="0"/>
-      </w:pPr>
-      <w:r>
-        <w:rPr>
-          <w:b/>
-        </w:rPr>
-        <w:t>Hackathon Build, OnTheSpectrum: AI Engineer Hackathon 2026</w:t>
-      </w:r>
-      <w:r>
-        <w:rPr>
-          <w:b/>
-        </w:rPr>
-        <w:tab/>
-        <w:t>May 2026</w:t>
-      </w:r>
-    </w:p>
-    <w:p>
-      <w:pPr>
-        <w:spacing w:before="0" w:after="0"/>
-        <w:ind w:left="780" w:hanging="119"/>
-      </w:pPr>
-      <w:r>
-        <w:t>• Created a game of AI-driven infinite levels in a 7-hour hackathon build, wiring Codex and Blender MCP into a local-first Blender-to-Three.js pipeline for GLB assets, previews, and playable-world QA.</w:t>
-      </w:r>
-    </w:p>
-    <w:p>
-      <w:pPr>
-        <w:spacing w:before="0" w:after="0"/>
-      </w:pPr>
-      <w:r>
-        <w:rPr>
-          <w:sz w:val="19"/>
-        </w:rPr>
-        <w:t xml:space="preserve"> </w:t>
+        <w:t>PROJECTS</w:t>
       </w:r>
     </w:p>
     <w:p>
@@ -578,6 +599,48 @@
       </w:pPr>
       <w:r>
         <w:t>• Trained YOLO26 through transfer learning and reshaped its architecture with the Hailo Dataflow Compiler, running document detection on a Hailo-8L rated 13 TOPS at 1.5 W to speed up large-batch scanning.</w:t>
+      </w:r>
+    </w:p>
+    <w:p>
+      <w:pPr>
+        <w:spacing w:before="0" w:after="0"/>
+      </w:pPr>
+      <w:r>
+        <w:rPr>
+          <w:sz w:val="19"/>
+        </w:rPr>
+        <w:t xml:space="preserve"> </w:t>
+      </w:r>
+    </w:p>
+    <w:p>
+      <w:pPr>
+        <w:keepNext/>
+        <w:tabs>
+          <w:tab w:pos="10466" w:val="right"/>
+        </w:tabs>
+        <w:spacing w:before="0" w:after="0"/>
+      </w:pPr>
+      <w:r>
+        <w:rPr>
+          <w:b/>
+        </w:rPr>
+        <w:t>Finalist, Volt Pulse SG: SMU Hack For Cities (Top 8 Finalist of 50+ teams)</w:t>
+      </w:r>
+      <w:r>
+        <w:rPr>
+          <w:b/>
+        </w:rPr>
+        <w:tab/>
+        <w:t>Jan 2026</w:t>
+      </w:r>
+    </w:p>
+    <w:p>
+      <w:pPr>
+        <w:spacing w:before="0" w:after="0"/>
+        <w:ind w:left="780" w:hanging="119"/>
+      </w:pPr>
+      <w:r>
+        <w:t>• Integrated SEALION embeddings, Supabase vector search, RRF routing, and scheduler-agent planning into an autonomous loop managing electricity and utility savings across multiple HDB households at once, placing top 8 of 50+ teams.</w:t>
       </w:r>
     </w:p>
     <w:p>
@@ -645,48 +708,6 @@
         <w:rPr>
           <w:b/>
         </w:rPr>
-        <w:t>Finalist, Volt Pulse SG: SMU Hack For Cities (Top 8 Finalist of 50+ teams)</w:t>
-      </w:r>
-      <w:r>
-        <w:rPr>
-          <w:b/>
-        </w:rPr>
-        <w:tab/>
-        <w:t>Jan 2026</w:t>
-      </w:r>
-    </w:p>
-    <w:p>
-      <w:pPr>
-        <w:spacing w:before="0" w:after="0"/>
-        <w:ind w:left="780" w:hanging="119"/>
-      </w:pPr>
-      <w:r>
-        <w:t>• Integrated SEALION embeddings, Supabase vector search, RRF routing, and scheduler-agent planning into an autonomous loop managing electricity and utility savings across multiple HDB households at once, placing top 8 of 50+ teams.</w:t>
-      </w:r>
-    </w:p>
-    <w:p>
-      <w:pPr>
-        <w:spacing w:before="0" w:after="0"/>
-      </w:pPr>
-      <w:r>
-        <w:rPr>
-          <w:sz w:val="19"/>
-        </w:rPr>
-        <w:t xml:space="preserve"> </w:t>
-      </w:r>
-    </w:p>
-    <w:p>
-      <w:pPr>
-        <w:keepNext/>
-        <w:tabs>
-          <w:tab w:pos="10466" w:val="right"/>
-        </w:tabs>
-        <w:spacing w:before="0" w:after="0"/>
-      </w:pPr>
-      <w:r>
-        <w:rPr>
-          <w:b/>
-        </w:rPr>
         <w:t>Team Lead, Maritime Deficiency Severity Forecasting: Maritime Hackathon</w:t>
       </w:r>
       <w:r>
@@ -704,90 +725,6 @@
       </w:pPr>
       <w:r>
         <w:t>• Led model training for a maritime-inspection NLP system, fine-tuning a 109M-parameter BERT with DNN layers and gradient clipping on the ASPIRE 2A supercomputer.</w:t>
-      </w:r>
-    </w:p>
-    <w:p>
-      <w:pPr>
-        <w:spacing w:before="0" w:after="0"/>
-      </w:pPr>
-      <w:r>
-        <w:rPr>
-          <w:sz w:val="19"/>
-        </w:rPr>
-        <w:t xml:space="preserve"> </w:t>
-      </w:r>
-    </w:p>
-    <w:p>
-      <w:pPr>
-        <w:keepNext/>
-        <w:tabs>
-          <w:tab w:pos="10466" w:val="right"/>
-        </w:tabs>
-        <w:spacing w:before="0" w:after="0"/>
-      </w:pPr>
-      <w:r>
-        <w:rPr>
-          <w:b/>
-        </w:rPr>
-        <w:t>AI/ML Engineer, AgeWellLah.AI: NUS HealthHack</w:t>
-      </w:r>
-      <w:r>
-        <w:rPr>
-          <w:b/>
-        </w:rPr>
-        <w:tab/>
-        <w:t>May 2025</w:t>
-      </w:r>
-    </w:p>
-    <w:p>
-      <w:pPr>
-        <w:spacing w:before="0" w:after="0"/>
-        <w:ind w:left="780" w:hanging="119"/>
-      </w:pPr>
-      <w:r>
-        <w:t>• Developed an elderly-care triage chatbot on OpenAI GPT-4, InterSystems IRIS Vector Search, and Flask, with OAuth2-secured patient profiles and PDPA-aware design.</w:t>
-      </w:r>
-    </w:p>
-    <w:p>
-      <w:pPr>
-        <w:spacing w:before="0" w:after="0"/>
-      </w:pPr>
-      <w:r>
-        <w:rPr>
-          <w:sz w:val="19"/>
-        </w:rPr>
-        <w:t xml:space="preserve"> </w:t>
-      </w:r>
-    </w:p>
-    <w:p>
-      <w:pPr>
-        <w:keepNext/>
-        <w:tabs>
-          <w:tab w:pos="10466" w:val="right"/>
-        </w:tabs>
-        <w:spacing w:before="0" w:after="0"/>
-      </w:pPr>
-      <w:r>
-        <w:rPr>
-          <w:b/>
-        </w:rPr>
-        <w:t>Hackathon Project, SmartExam: GovTech x NTUPC Product Hackathon</w:t>
-      </w:r>
-      <w:r>
-        <w:rPr>
-          <w:b/>
-        </w:rPr>
-        <w:tab/>
-        <w:t>Apr 2025</w:t>
-      </w:r>
-    </w:p>
-    <w:p>
-      <w:pPr>
-        <w:spacing w:before="0" w:after="0"/>
-        <w:ind w:left="780" w:hanging="119"/>
-      </w:pPr>
-      <w:r>
-        <w:t>• Streamlined exam practice into a multi-agent RAG pipeline turning students' own notes into adaptive-difficulty papers, replacing hundreds of dollars of past-year paper purchases.</w:t>
       </w:r>
     </w:p>
     <w:p>
@@ -995,15 +932,6 @@
     <w:p>
       <w:pPr>
         <w:spacing w:before="0" w:after="0"/>
-        <w:ind w:left="780" w:hanging="119"/>
-      </w:pPr>
-      <w:r>
-        <w:t>• Managed sensitive operational data under SAF confidentiality expectations while improving reliability, traceability, and analyst capacity.</w:t>
-      </w:r>
-    </w:p>
-    <w:p>
-      <w:pPr>
-        <w:spacing w:before="0" w:after="0"/>
       </w:pPr>
       <w:r>
         <w:rPr>
@@ -1083,7 +1011,7 @@
         <w:spacing w:before="0" w:after="0"/>
       </w:pPr>
       <w:r>
-        <w:t>Web and Cloud: React, Next.js, Three.js, FastAPI, Flask, Docker, AWS (Fargate, Route 53), Terraform, Azure App Service, Redis, Kafka, GitHub Actions and Bitbucket CI/CD, Supabase, Singpass Login and Myinfo (OIDC), API design, GIS mapping</w:t>
+        <w:t>Web and Cloud: React, Next.js, Three.js, FastAPI, Flask, Docker, AWS (ECS Fargate, RDS, ALB, WAFv2, VPC, ECR, S3, Secrets Manager, KMS, IAM/STS OIDC, Route 53, ACM, CloudWatch, Lambda, API Gateway), Terraform, AWS SAM, Azure App Service, GitHub Actions and Bitbucket CI/CD, Supabase, Singpass Login and Myinfo (OIDC), API design, GIS mapping</w:t>
       </w:r>
     </w:p>
     <w:p>

--- a/public/resume/generated/rahul-mitra-general-2026-11.docx
+++ b/public/resume/generated/rahul-mitra-general-2026-11.docx
@@ -180,15 +180,6 @@
       </w:pPr>
       <w:r>
         <w:t>• Awarded Certificate of Outstanding Performance in 3D Computer Vision (CS4277): top student in a class of 24, NUS School of Computing.</w:t>
-      </w:r>
-    </w:p>
-    <w:p>
-      <w:pPr>
-        <w:spacing w:before="0" w:after="0"/>
-        <w:ind w:left="780" w:hanging="119"/>
-      </w:pPr>
-      <w:r>
-        <w:t>• Relevant coursework: Software Engineering, Data Structures and Algorithms, Artificial Intelligence, 3D Computer Vision, Operations Research, Simulation, Statistics, Linear Algebra.</w:t>
       </w:r>
     </w:p>
     <w:p>
@@ -582,6 +573,48 @@
         <w:rPr>
           <w:b/>
         </w:rPr>
+        <w:t>Finalist, Swarmline: Singapore Defence Tech Hackathon 2026 (1,000+ applicants)</w:t>
+      </w:r>
+      <w:r>
+        <w:rPr>
+          <w:b/>
+        </w:rPr>
+        <w:tab/>
+        <w:t>Sep 2026</w:t>
+      </w:r>
+    </w:p>
+    <w:p>
+      <w:pPr>
+        <w:spacing w:before="0" w:after="0"/>
+        <w:ind w:left="780" w:hanging="119"/>
+      </w:pPr>
+      <w:r>
+        <w:t>• Developed decentralised swarm coordination in Unreal Engine 5.8 C++ with Claude Code, so under a ground-link jam, 30 simulated drones confirmed all 8 walking targets in all 10 runs, against 2.1 for an operator-run fleet.</w:t>
+      </w:r>
+    </w:p>
+    <w:p>
+      <w:pPr>
+        <w:spacing w:before="0" w:after="0"/>
+      </w:pPr>
+      <w:r>
+        <w:rPr>
+          <w:sz w:val="19"/>
+        </w:rPr>
+        <w:t xml:space="preserve"> </w:t>
+      </w:r>
+    </w:p>
+    <w:p>
+      <w:pPr>
+        <w:keepNext/>
+        <w:tabs>
+          <w:tab w:pos="10466" w:val="right"/>
+        </w:tabs>
+        <w:spacing w:before="0" w:after="0"/>
+      </w:pPr>
+      <w:r>
+        <w:rPr>
+          <w:b/>
+        </w:rPr>
         <w:t>Personal Project, Hailo Edge AI Training and Deployment</w:t>
       </w:r>
       <w:r>
@@ -839,15 +872,6 @@
     <w:p>
       <w:pPr>
         <w:spacing w:before="0" w:after="0"/>
-        <w:ind w:left="780" w:hanging="119"/>
-      </w:pPr>
-      <w:r>
-        <w:t>• Applied Burp Suite for MitM HTTP interception and Wireshark for OSI Layer 3-4 deep packet inspection and TLS handshake analysis.</w:t>
-      </w:r>
-    </w:p>
-    <w:p>
-      <w:pPr>
-        <w:spacing w:before="0" w:after="0"/>
       </w:pPr>
       <w:r>
         <w:rPr>
@@ -1019,7 +1043,7 @@
         <w:spacing w:before="0" w:after="0"/>
       </w:pPr>
       <w:r>
-        <w:t>AI and Machine Learning: RAG, AI agents, vector search, LangChain, PyTorch, ONNX, Chroma, BERT/transformer fine-tuning, model evaluation, deep RL (PPO, A2C, DDPG, DQN), CUDA/HPC on ASPIRE 2A</w:t>
+        <w:t>AI and Machine Learning: RAG, AI agents, Claude Code, ChatGPT, Codex, Gemini, ComfyUI, vector search, LangChain, PyTorch, ONNX, Chroma, BERT/transformer fine-tuning, model evaluation, deep RL (PPO, A2C, DDPG, DQN), CUDA/HPC on ASPIRE 2A</w:t>
       </w:r>
     </w:p>
     <w:p>

--- a/public/resume/generated/rahul-mitra-general-2026-11.docx
+++ b/public/resume/generated/rahul-mitra-general-2026-11.docx
@@ -589,7 +589,7 @@
         <w:ind w:left="780" w:hanging="119"/>
       </w:pPr>
       <w:r>
-        <w:t>• Developed decentralised swarm coordination in Unreal Engine 5.8 C++ with Claude Code, so under a ground-link jam, 30 simulated drones confirmed all 8 walking targets in all 10 runs, against 2.1 for an operator-run fleet.</w:t>
+        <w:t>• Developed decentralised swarm coordination in Unreal Engine 5.8 C++ with Claude Code, so under a ground-link jam, 30 simulated drones confirmed all 8 walking targets in 10 of 10 trials, against 2.1 for an operator-run fleet.</w:t>
       </w:r>
     </w:p>
     <w:p>

--- a/public/resume/generated/rahul-mitra-general-2026-11.docx
+++ b/public/resume/generated/rahul-mitra-general-2026-11.docx
@@ -573,7 +573,7 @@
         <w:rPr>
           <w:b/>
         </w:rPr>
-        <w:t>Finalist, Swarmline: Singapore Defence Tech Hackathon 2026 (1,000+ applicants)</w:t>
+        <w:t>Finalist, Swarmline: Singapore Defense Tech Hackathon 2026 (1,000+ applicants)</w:t>
       </w:r>
       <w:r>
         <w:rPr>

--- a/public/resume/generated/rahul-mitra-general-2026-11.docx
+++ b/public/resume/generated/rahul-mitra-general-2026-11.docx
@@ -106,7 +106,7 @@
       </w:pPr>
       <w:r>
         <w:rPr>
-          <w:sz w:val="19"/>
+          <w:sz w:val="18"/>
         </w:rPr>
         <w:t xml:space="preserve"> </w:t>
       </w:r>
@@ -167,7 +167,7 @@
     <w:p>
       <w:pPr>
         <w:spacing w:before="0" w:after="0"/>
-        <w:ind w:left="780" w:hanging="119"/>
+        <w:ind w:left="780" w:hanging="113"/>
       </w:pPr>
       <w:r>
         <w:t>• Pursuing a Second Major in Computer Science and a Minor in Mathematics.</w:t>
@@ -176,7 +176,7 @@
     <w:p>
       <w:pPr>
         <w:spacing w:before="0" w:after="0"/>
-        <w:ind w:left="780" w:hanging="119"/>
+        <w:ind w:left="780" w:hanging="113"/>
       </w:pPr>
       <w:r>
         <w:t>• Awarded Certificate of Outstanding Performance in 3D Computer Vision (CS4277): top student in a class of 24, NUS School of Computing.</w:t>
@@ -185,10 +185,19 @@
     <w:p>
       <w:pPr>
         <w:spacing w:before="0" w:after="0"/>
+        <w:ind w:left="780" w:hanging="113"/>
+      </w:pPr>
+      <w:r>
+        <w:t>• Relevant coursework: Software Engineering, Data Structures and Algorithms, Artificial Intelligence, 3D Computer Vision, Operations Research, Simulation, Statistics, Linear Algebra.</w:t>
+      </w:r>
+    </w:p>
+    <w:p>
+      <w:pPr>
+        <w:spacing w:before="0" w:after="0"/>
       </w:pPr>
       <w:r>
         <w:rPr>
-          <w:sz w:val="19"/>
+          <w:sz w:val="18"/>
         </w:rPr>
         <w:t xml:space="preserve"> </w:t>
       </w:r>
@@ -234,7 +243,7 @@
     <w:p>
       <w:pPr>
         <w:spacing w:before="0" w:after="0"/>
-        <w:ind w:left="780" w:hanging="119"/>
+        <w:ind w:left="780" w:hanging="113"/>
       </w:pPr>
       <w:r>
         <w:t>• Design an AI-driven put-away recommendation system for STMicroelectronics' Singapore warehouse, replacing experience-based slotting with capacity-aware decisions drawn from 3 live inputs: picking history, demand forecasts, and available capacity.</w:t>
@@ -246,7 +255,7 @@
       </w:pPr>
       <w:r>
         <w:rPr>
-          <w:sz w:val="19"/>
+          <w:sz w:val="18"/>
         </w:rPr>
         <w:t xml:space="preserve"> </w:t>
       </w:r>
@@ -276,7 +285,7 @@
     <w:p>
       <w:pPr>
         <w:spacing w:before="0" w:after="0"/>
-        <w:ind w:left="780" w:hanging="119"/>
+        <w:ind w:left="780" w:hanging="113"/>
       </w:pPr>
       <w:r>
         <w:t>• Build vision systems for 3 imaging workstreams: camera ISP enhancement, super-resolution, and image restoration under motion and low light.</w:t>
@@ -285,7 +294,7 @@
     <w:p>
       <w:pPr>
         <w:spacing w:before="0" w:after="0"/>
-        <w:ind w:left="780" w:hanging="119"/>
+        <w:ind w:left="780" w:hanging="113"/>
       </w:pPr>
       <w:r>
         <w:t>• Train UNet and other CNN architectures for single-image super-resolution, upscaling frames 4 times and lifting PSNR and SSIM so a low-cost camera reaches frame quality on par with premium sensors.</w:t>
@@ -297,7 +306,7 @@
       </w:pPr>
       <w:r>
         <w:rPr>
-          <w:sz w:val="19"/>
+          <w:sz w:val="18"/>
         </w:rPr>
         <w:t xml:space="preserve"> </w:t>
       </w:r>
@@ -327,7 +336,7 @@
     <w:p>
       <w:pPr>
         <w:spacing w:before="0" w:after="0"/>
-        <w:ind w:left="780" w:hanging="119"/>
+        <w:ind w:left="780" w:hanging="113"/>
       </w:pPr>
       <w:r>
         <w:t>• Assemble a 5-stage offline process-intelligence platform for globally distributed spray-drying plants: GPU OCR and layout parsing, recursive chunking, ONNX embeddings, a Chroma vector store, and LangChain over a locally hosted Gemma model.</w:t>
@@ -336,7 +345,7 @@
     <w:p>
       <w:pPr>
         <w:spacing w:before="0" w:after="0"/>
-        <w:ind w:left="780" w:hanging="119"/>
+        <w:ind w:left="780" w:hanging="113"/>
       </w:pPr>
       <w:r>
         <w:t>• Convert 4 plants' Advanced Process Control models from Excel master files into a single HiGHS linear program returning setpoints, binding constraints, and shadow prices at millisecond latency.</w:t>
@@ -345,7 +354,7 @@
     <w:p>
       <w:pPr>
         <w:spacing w:before="0" w:after="0"/>
-        <w:ind w:left="780" w:hanging="119"/>
+        <w:ind w:left="780" w:hanging="113"/>
       </w:pPr>
       <w:r>
         <w:t>• Build MCP servers, 20+ regression tests, a headless notebook runner, and a deterministic model stand-in for GPU-free CI, with golden snapshots committed for reproducible runs.</w:t>
@@ -357,7 +366,7 @@
       </w:pPr>
       <w:r>
         <w:rPr>
-          <w:sz w:val="19"/>
+          <w:sz w:val="18"/>
         </w:rPr>
         <w:t xml:space="preserve"> </w:t>
       </w:r>
@@ -387,7 +396,7 @@
     <w:p>
       <w:pPr>
         <w:spacing w:before="0" w:after="0"/>
-        <w:ind w:left="780" w:hanging="119"/>
+        <w:ind w:left="780" w:hanging="113"/>
       </w:pPr>
       <w:r>
         <w:t>• Delivered a digital garden-plot balloting platform across admin and public frontends, backend, GIS mapping, and deployment, now production-ready for national rollout across Singapore.</w:t>
@@ -396,7 +405,7 @@
     <w:p>
       <w:pPr>
         <w:spacing w:before="0" w:after="0"/>
-        <w:ind w:left="780" w:hanging="119"/>
+        <w:ind w:left="780" w:hanging="113"/>
       </w:pPr>
       <w:r>
         <w:t>• Integrated Singpass Login (OIDC) to secure resident sign-in and Myinfo to verify identity and address, keeping garden-plot balloting fair for 150 residents signed up at release.</w:t>
@@ -405,7 +414,7 @@
     <w:p>
       <w:pPr>
         <w:spacing w:before="0" w:after="0"/>
-        <w:ind w:left="780" w:hanging="119"/>
+        <w:ind w:left="780" w:hanging="113"/>
       </w:pPr>
       <w:r>
         <w:t>• Won a S$20,000 Sparks Community Innovation Fund award for public good initiatives, then led deployment planning, multi-repo coordination, and stakeholder management across product, engineering, and operations.</w:t>
@@ -414,7 +423,7 @@
     <w:p>
       <w:pPr>
         <w:spacing w:before="0" w:after="0"/>
-        <w:ind w:left="780" w:hanging="119"/>
+        <w:ind w:left="780" w:hanging="113"/>
       </w:pPr>
       <w:r>
         <w:t>• Provisioned AWS infrastructure with Terraform across 8 services: ECS Fargate, Multi-AZ RDS Postgres with PostGIS, ALB fronted by WAFv2, Route 53, ACM, KMS, and Secrets Manager.</w:t>
@@ -423,7 +432,7 @@
     <w:p>
       <w:pPr>
         <w:spacing w:before="0" w:after="0"/>
-        <w:ind w:left="780" w:hanging="119"/>
+        <w:ind w:left="780" w:hanging="113"/>
       </w:pPr>
       <w:r>
         <w:t>• Engineered keyless GitHub Actions CI/CD on IAM OIDC federation across 5 pinned service repos, with gated Fargate migrations, mandatory RDS snapshots, and circuit-breaker auto-rollback.</w:t>
@@ -432,7 +441,7 @@
     <w:p>
       <w:pPr>
         <w:spacing w:before="0" w:after="0"/>
-        <w:ind w:left="780" w:hanging="119"/>
+        <w:ind w:left="780" w:hanging="113"/>
       </w:pPr>
       <w:r>
         <w:t>• Conducted field surveys of garden sites and structured physical plot records into geospatial datasets driving 3 platform workflows: mapping, plot allocation, and site planning.</w:t>
@@ -441,7 +450,7 @@
     <w:p>
       <w:pPr>
         <w:spacing w:before="0" w:after="0"/>
-        <w:ind w:left="780" w:hanging="119"/>
+        <w:ind w:left="780" w:hanging="113"/>
       </w:pPr>
       <w:r>
         <w:t>• Designed rules-based balloting workflows across 4 control points: eligibility checks, conflict resolution, exception handling, and administrative oversight, keeping allocation transparent and auditable.</w:t>
@@ -453,7 +462,7 @@
       </w:pPr>
       <w:r>
         <w:rPr>
-          <w:sz w:val="19"/>
+          <w:sz w:val="18"/>
         </w:rPr>
         <w:t xml:space="preserve"> </w:t>
       </w:r>
@@ -483,7 +492,7 @@
     <w:p>
       <w:pPr>
         <w:spacing w:before="0" w:after="0"/>
-        <w:ind w:left="780" w:hanging="119"/>
+        <w:ind w:left="780" w:hanging="113"/>
       </w:pPr>
       <w:r>
         <w:t>• Developed a SimPy discrete-event digital twin and OR-Tools CP-SAT solver for hybrid flow-shop scheduling, then compared 3 approaches (heuristic, MIP, and genetic algorithm) to turn production objectives and constraints into decision-ready schedules.</w:t>
@@ -492,7 +501,7 @@
     <w:p>
       <w:pPr>
         <w:spacing w:before="0" w:after="0"/>
-        <w:ind w:left="780" w:hanging="119"/>
+        <w:ind w:left="780" w:hanging="113"/>
       </w:pPr>
       <w:r>
         <w:t>• Validated a non-destructive, 15-stage changeover-data pipeline against 5 years of unseen raw data with zero execution failures across operator- and machine-generated anomalies.</w:t>
@@ -501,7 +510,7 @@
     <w:p>
       <w:pPr>
         <w:spacing w:before="0" w:after="0"/>
-        <w:ind w:left="780" w:hanging="119"/>
+        <w:ind w:left="780" w:hanging="113"/>
       </w:pPr>
       <w:r>
         <w:t>• Productionized a team-built APC simulator for live internal users on Azure App Service with Docker packaging, access restrictions, and runtime and session hardening.</w:t>
@@ -510,7 +519,7 @@
     <w:p>
       <w:pPr>
         <w:spacing w:before="0" w:after="0"/>
-        <w:ind w:left="780" w:hanging="119"/>
+        <w:ind w:left="780" w:hanging="113"/>
       </w:pPr>
       <w:r>
         <w:t>• Trained regional engineering teams across Asia and Europe on repeatable AI workflows spanning 7 areas: prompting, model selection, benchmarks, cost awareness, agents, validation, and safeguards.</w:t>
@@ -519,7 +528,7 @@
     <w:p>
       <w:pPr>
         <w:spacing w:before="0" w:after="0"/>
-        <w:ind w:left="780" w:hanging="119"/>
+        <w:ind w:left="780" w:hanging="113"/>
       </w:pPr>
       <w:r>
         <w:t>• Strengthened Excel, VBA, Python, master-data, and scheduling workflows with 3 safeguards: validation rules, correction tables, and reproducible intermediate stages, leaving every transformation auditable.</w:t>
@@ -528,7 +537,7 @@
     <w:p>
       <w:pPr>
         <w:spacing w:before="0" w:after="0"/>
-        <w:ind w:left="780" w:hanging="119"/>
+        <w:ind w:left="780" w:hanging="113"/>
       </w:pPr>
       <w:r>
         <w:t>• Documented deployment, access provisioning, and technical handover across 3 procedures, so internal manufacturing and engineer-training users stayed supported after transfer to owning teams.</w:t>
@@ -540,7 +549,7 @@
       </w:pPr>
       <w:r>
         <w:rPr>
-          <w:sz w:val="19"/>
+          <w:sz w:val="18"/>
         </w:rPr>
         <w:t xml:space="preserve"> </w:t>
       </w:r>
@@ -573,7 +582,7 @@
         <w:rPr>
           <w:b/>
         </w:rPr>
-        <w:t>Finalist, Swarmline: Singapore Defense Tech Hackathon 2026 (1,000+ applicants)</w:t>
+        <w:t>Team Lead &amp; Finalist, Swarmline: SG Defense Tech Hackathon (1,300+ applicants)</w:t>
       </w:r>
       <w:r>
         <w:rPr>
@@ -586,10 +595,19 @@
     <w:p>
       <w:pPr>
         <w:spacing w:before="0" w:after="0"/>
-        <w:ind w:left="780" w:hanging="119"/>
+        <w:ind w:left="780" w:hanging="113"/>
       </w:pPr>
       <w:r>
-        <w:t>• Developed decentralised swarm coordination in Unreal Engine 5.8 C++ with Claude Code, so under a ground-link jam, 30 simulated drones confirmed all 8 walking targets in 10 of 10 trials, against 2.1 for an operator-run fleet.</w:t>
+        <w:t>• Directed a 5-person team to architect decentralised drone-swarm coordination on correlated random-walk search, gradient-flow dispersion, delay-tolerant gossip, cross-inhibition consensus, and response-threshold task allocation.</w:t>
+      </w:r>
+    </w:p>
+    <w:p>
+      <w:pPr>
+        <w:spacing w:before="0" w:after="0"/>
+        <w:ind w:left="780" w:hanging="113"/>
+      </w:pPr>
+      <w:r>
+        <w:t>• Implemented a deterministic Unreal Engine 5.8 C++ simulation with Claude Code; under a ground-link jam, 30 drones confirmed all 8 walking targets in 10 of 10 seeded runs, against 2.1 for an operator-run fleet.</w:t>
       </w:r>
     </w:p>
     <w:p>
@@ -598,7 +616,7 @@
       </w:pPr>
       <w:r>
         <w:rPr>
-          <w:sz w:val="19"/>
+          <w:sz w:val="18"/>
         </w:rPr>
         <w:t xml:space="preserve"> </w:t>
       </w:r>
@@ -628,7 +646,7 @@
     <w:p>
       <w:pPr>
         <w:spacing w:before="0" w:after="0"/>
-        <w:ind w:left="780" w:hanging="119"/>
+        <w:ind w:left="780" w:hanging="113"/>
       </w:pPr>
       <w:r>
         <w:t>• Trained YOLO26 through transfer learning and reshaped its architecture with the Hailo Dataflow Compiler, running document detection on a Hailo-8L rated 13 TOPS at 1.5 W to speed up large-batch scanning.</w:t>
@@ -640,7 +658,7 @@
       </w:pPr>
       <w:r>
         <w:rPr>
-          <w:sz w:val="19"/>
+          <w:sz w:val="18"/>
         </w:rPr>
         <w:t xml:space="preserve"> </w:t>
       </w:r>
@@ -670,7 +688,7 @@
     <w:p>
       <w:pPr>
         <w:spacing w:before="0" w:after="0"/>
-        <w:ind w:left="780" w:hanging="119"/>
+        <w:ind w:left="780" w:hanging="113"/>
       </w:pPr>
       <w:r>
         <w:t>• Integrated SEALION embeddings, Supabase vector search, RRF routing, and scheduler-agent planning into an autonomous loop managing electricity and utility savings across multiple HDB households at once, placing top 8 of 50+ teams.</w:t>
@@ -682,7 +700,7 @@
       </w:pPr>
       <w:r>
         <w:rPr>
-          <w:sz w:val="19"/>
+          <w:sz w:val="18"/>
         </w:rPr>
         <w:t xml:space="preserve"> </w:t>
       </w:r>
@@ -712,7 +730,7 @@
     <w:p>
       <w:pPr>
         <w:spacing w:before="0" w:after="0"/>
-        <w:ind w:left="780" w:hanging="119"/>
+        <w:ind w:left="780" w:hanging="113"/>
       </w:pPr>
       <w:r>
         <w:t>• Turned MediaPipe 3D hand landmarks into generated comic strips in a 24-hour sprint with Gemini 2.0 Flash, Veo 3, and Konva.js canvas tooling.</w:t>
@@ -724,7 +742,7 @@
       </w:pPr>
       <w:r>
         <w:rPr>
-          <w:sz w:val="19"/>
+          <w:sz w:val="18"/>
         </w:rPr>
         <w:t xml:space="preserve"> </w:t>
       </w:r>
@@ -754,7 +772,7 @@
     <w:p>
       <w:pPr>
         <w:spacing w:before="0" w:after="0"/>
-        <w:ind w:left="780" w:hanging="119"/>
+        <w:ind w:left="780" w:hanging="113"/>
       </w:pPr>
       <w:r>
         <w:t>• Led model training for a maritime-inspection NLP system, fine-tuning a 109M-parameter BERT with DNN layers and gradient clipping on the ASPIRE 2A supercomputer.</w:t>
@@ -766,7 +784,7 @@
       </w:pPr>
       <w:r>
         <w:rPr>
-          <w:sz w:val="19"/>
+          <w:sz w:val="18"/>
         </w:rPr>
         <w:t xml:space="preserve"> </w:t>
       </w:r>
@@ -783,7 +801,7 @@
         <w:rPr>
           <w:b/>
         </w:rPr>
-        <w:t>Competitor, DSTA BRINHACK 2025 CTF</w:t>
+        <w:t>Competitor, DSTA BrainHack 2025 CTF</w:t>
       </w:r>
       <w:r>
         <w:rPr>
@@ -796,7 +814,7 @@
     <w:p>
       <w:pPr>
         <w:spacing w:before="0" w:after="0"/>
-        <w:ind w:left="780" w:hanging="119"/>
+        <w:ind w:left="780" w:hanging="113"/>
       </w:pPr>
       <w:r>
         <w:t>• Solved web, crypto, reverse-engineering, and systems-security challenges under time pressure, finishing around 90th of 400+ teams.</w:t>
@@ -808,7 +826,7 @@
       </w:pPr>
       <w:r>
         <w:rPr>
-          <w:sz w:val="19"/>
+          <w:sz w:val="18"/>
         </w:rPr>
         <w:t xml:space="preserve"> </w:t>
       </w:r>
@@ -854,7 +872,7 @@
     <w:p>
       <w:pPr>
         <w:spacing w:before="0" w:after="0"/>
-        <w:ind w:left="780" w:hanging="119"/>
+        <w:ind w:left="780" w:hanging="113"/>
       </w:pPr>
       <w:r>
         <w:t>• Assessed GovTech GBBP12/13, the Land Transport Authority, and 13+ other programs for SSRF, CSRF, SQL/NoSQL injection, authentication bypass, and access-control weaknesses.</w:t>
@@ -863,7 +881,7 @@
     <w:p>
       <w:pPr>
         <w:spacing w:before="0" w:after="0"/>
-        <w:ind w:left="780" w:hanging="119"/>
+        <w:ind w:left="780" w:hanging="113"/>
       </w:pPr>
       <w:r>
         <w:t>• Automated endpoint discovery, payload delivery, and evidence collection for responsible-disclosure reports with Burp Suite, Wireshark, Python, Bash, and custom fuzzing scripts.</w:t>
@@ -872,10 +890,19 @@
     <w:p>
       <w:pPr>
         <w:spacing w:before="0" w:after="0"/>
+        <w:ind w:left="780" w:hanging="113"/>
+      </w:pPr>
+      <w:r>
+        <w:t>• Applied Burp Suite for MitM HTTP interception and Wireshark for OSI Layer 3-4 deep packet inspection and TLS handshake analysis.</w:t>
+      </w:r>
+    </w:p>
+    <w:p>
+      <w:pPr>
+        <w:spacing w:before="0" w:after="0"/>
       </w:pPr>
       <w:r>
         <w:rPr>
-          <w:sz w:val="19"/>
+          <w:sz w:val="18"/>
         </w:rPr>
         <w:t xml:space="preserve"> </w:t>
       </w:r>
@@ -905,7 +932,7 @@
     <w:p>
       <w:pPr>
         <w:spacing w:before="0" w:after="0"/>
-        <w:ind w:left="780" w:hanging="119"/>
+        <w:ind w:left="780" w:hanging="113"/>
       </w:pPr>
       <w:r>
         <w:t>• Coordinate weekly senior-engagement activities, building empathy for healthcare, accessibility, and community-focused product design.</w:t>
@@ -917,7 +944,7 @@
       </w:pPr>
       <w:r>
         <w:rPr>
-          <w:sz w:val="19"/>
+          <w:sz w:val="18"/>
         </w:rPr>
         <w:t xml:space="preserve"> </w:t>
       </w:r>
@@ -947,7 +974,7 @@
     <w:p>
       <w:pPr>
         <w:spacing w:before="0" w:after="0"/>
-        <w:ind w:left="780" w:hanging="119"/>
+        <w:ind w:left="780" w:hanging="113"/>
       </w:pPr>
       <w:r>
         <w:t>• Compressed a 6-month food-waste analysis cycle into a 3-minute reporting process with an Excel VBA automation workflow inside a security-constrained environment.</w:t>
@@ -959,7 +986,7 @@
       </w:pPr>
       <w:r>
         <w:rPr>
-          <w:sz w:val="19"/>
+          <w:sz w:val="18"/>
         </w:rPr>
         <w:t xml:space="preserve"> </w:t>
       </w:r>
@@ -989,7 +1016,7 @@
     <w:p>
       <w:pPr>
         <w:spacing w:before="0" w:after="0"/>
-        <w:ind w:left="780" w:hanging="119"/>
+        <w:ind w:left="780" w:hanging="113"/>
       </w:pPr>
       <w:r>
         <w:t>• Led astronomy outreach, competed in Singapore's 7th Astronomical Olympiad, and engineered an autonomous robot for the National Robotics Challenge.</w:t>
@@ -1001,7 +1028,7 @@
       </w:pPr>
       <w:r>
         <w:rPr>
-          <w:sz w:val="19"/>
+          <w:sz w:val="18"/>
         </w:rPr>
         <w:t xml:space="preserve"> </w:t>
       </w:r>
@@ -1091,7 +1118,7 @@
         <w:spacing w:before="0" w:after="0"/>
       </w:pPr>
       <w:r>
-        <w:t>Certifications: NVIDIA Disaster Risk Monitoring with Satellite Imagery; Deep Reinforcement Learning Hands-On (Packt); Reverse Engineering Windows Executables; Excel 2019 Advanced (Intellezy)</w:t>
+        <w:t>Certifications: NVIDIA Disaster Risk Monitoring with Satellite Imagery; Reinforcement Learning and Deep RL Python (Packt); Reverse Engineering Windows Executables; Excel 2019 Advanced (Intellezy)</w:t>
       </w:r>
     </w:p>
     <w:sectPr>
@@ -1472,7 +1499,7 @@
     </w:pPr>
     <w:rPr>
       <w:rFonts w:ascii="Arial" w:hAnsi="Arial" w:eastAsia="Arial" w:cs="Arial"/>
-      <w:sz w:val="19"/>
+      <w:sz w:val="18"/>
     </w:rPr>
   </w:style>
   <w:style w:type="paragraph" w:styleId="Header">
